--- a/containers/gd_09_flyer_pvc.docx
+++ b/containers/gd_09_flyer_pvc.docx
@@ -112,7 +112,7 @@
           <w:sz w:val="22"/>
           <w:szCs w:val="22"/>
         </w:rPr>
-        <w:t xml:space="preserve">A time capsule containing laser-engraved nickel plates with everything a surviving community needs to rebuild civilization. Water purification, fire-making, agriculture, iron smelting, governance, mathematics, star navigation, and 50 languages — all in pictographic diagrams readable without any shared language.</w:t>
+        <w:t xml:space="preserve">A time capsule containing laser-engraved titanium plates with everything a surviving community needs to rebuild civilization. Water purification, fire-making, agriculture, iron smelting, governance, mathematics, star navigation, and 50 languages — all in pictographic diagrams readable without any shared language.</w:t>
       </w:r>
     </w:p>
     <w:p>
